--- a/LLMForRecommendations.docx
+++ b/LLMForRecommendations.docx
@@ -1609,6 +1609,2012 @@
         </w:rPr>
         <w:t>This technical architecture provides the foundation for sophisticated cross-domain recommendation capabilities that represent significant advancement over traditional single-domain approaches. The comprehensive technical framework enables accurate, contextually appropriate recommendations while maintaining computational efficiency and operational reliability suitable for production deployment scenarios.</w:t>
       </w:r>
+    </w:p>
+    <w:p>
+      <w:pPr>
+        <w:rPr>
+          <w:rFonts w:ascii="Times New Roman" w:hAnsi="Times New Roman" w:cs="Times New Roman"/>
+        </w:rPr>
+      </w:pPr>
+    </w:p>
+    <w:p>
+      <w:pPr>
+        <w:pBdr>
+          <w:bottom w:val="single" w:sz="6" w:space="1" w:color="auto"/>
+        </w:pBdr>
+        <w:rPr>
+          <w:rFonts w:ascii="Times New Roman" w:hAnsi="Times New Roman" w:cs="Times New Roman"/>
+        </w:rPr>
+      </w:pPr>
+      <w:r>
+        <w:rPr>
+          <w:rFonts w:ascii="Times New Roman" w:hAnsi="Times New Roman" w:cs="Times New Roman"/>
+        </w:rPr>
+        <w:t>---------------------------------------------------------------------------------------------------------------------------------------</w:t>
+      </w:r>
+    </w:p>
+    <w:p>
+      <w:pPr>
+        <w:rPr>
+          <w:rFonts w:ascii="Times New Roman" w:hAnsi="Times New Roman" w:cs="Times New Roman"/>
+        </w:rPr>
+      </w:pPr>
+    </w:p>
+    <w:p>
+      <w:pPr>
+        <w:rPr>
+          <w:rFonts w:ascii="Times New Roman" w:hAnsi="Times New Roman" w:cs="Times New Roman"/>
+          <w:b/>
+          <w:bCs/>
+        </w:rPr>
+      </w:pPr>
+      <w:r>
+        <w:rPr>
+          <w:rFonts w:ascii="Times New Roman" w:hAnsi="Times New Roman" w:cs="Times New Roman"/>
+          <w:b/>
+          <w:bCs/>
+        </w:rPr>
+        <w:t>Version 2.0 Documentation</w:t>
+      </w:r>
+    </w:p>
+    <w:p>
+      <w:pPr>
+        <w:rPr>
+          <w:rFonts w:ascii="Times New Roman" w:hAnsi="Times New Roman" w:cs="Times New Roman"/>
+          <w:b/>
+          <w:bCs/>
+        </w:rPr>
+      </w:pPr>
+      <w:r>
+        <w:rPr>
+          <w:rFonts w:ascii="Times New Roman" w:hAnsi="Times New Roman" w:cs="Times New Roman"/>
+          <w:b/>
+          <w:bCs/>
+        </w:rPr>
+        <w:t>System Architecture Evolution</w:t>
+      </w:r>
+    </w:p>
+    <w:p>
+      <w:pPr>
+        <w:rPr>
+          <w:rFonts w:ascii="Times New Roman" w:hAnsi="Times New Roman" w:cs="Times New Roman"/>
+        </w:rPr>
+      </w:pPr>
+      <w:r>
+        <w:rPr>
+          <w:rFonts w:ascii="Times New Roman" w:hAnsi="Times New Roman" w:cs="Times New Roman"/>
+        </w:rPr>
+        <w:t xml:space="preserve">Version 2.0 refines the offline recommendation architecture by optimizing the integration between </w:t>
+      </w:r>
+      <w:proofErr w:type="spellStart"/>
+      <w:r>
+        <w:rPr>
+          <w:rFonts w:ascii="Times New Roman" w:hAnsi="Times New Roman" w:cs="Times New Roman"/>
+        </w:rPr>
+        <w:t>LangChain</w:t>
+      </w:r>
+      <w:proofErr w:type="spellEnd"/>
+      <w:r>
+        <w:rPr>
+          <w:rFonts w:ascii="Times New Roman" w:hAnsi="Times New Roman" w:cs="Times New Roman"/>
+        </w:rPr>
+        <w:t xml:space="preserve"> and </w:t>
+      </w:r>
+      <w:proofErr w:type="spellStart"/>
+      <w:r>
+        <w:rPr>
+          <w:rFonts w:ascii="Times New Roman" w:hAnsi="Times New Roman" w:cs="Times New Roman"/>
+        </w:rPr>
+        <w:t>LlamaIndex</w:t>
+      </w:r>
+      <w:proofErr w:type="spellEnd"/>
+      <w:r>
+        <w:rPr>
+          <w:rFonts w:ascii="Times New Roman" w:hAnsi="Times New Roman" w:cs="Times New Roman"/>
+        </w:rPr>
+        <w:t xml:space="preserve"> frameworks, which form the foundational infrastructure for vector storage and retrieval operations. The system maintains the three-strategy approach of RAG, Sentence-BERT, and TF-IDF while enhancing their coordination through improved framework utilization. Performance profiling revealed opportunities for better leveraging </w:t>
+      </w:r>
+      <w:proofErr w:type="spellStart"/>
+      <w:r>
+        <w:rPr>
+          <w:rFonts w:ascii="Times New Roman" w:hAnsi="Times New Roman" w:cs="Times New Roman"/>
+        </w:rPr>
+        <w:t>LangChain's</w:t>
+      </w:r>
+      <w:proofErr w:type="spellEnd"/>
+      <w:r>
+        <w:rPr>
+          <w:rFonts w:ascii="Times New Roman" w:hAnsi="Times New Roman" w:cs="Times New Roman"/>
+        </w:rPr>
+        <w:t xml:space="preserve"> FAISS integration and </w:t>
+      </w:r>
+      <w:proofErr w:type="spellStart"/>
+      <w:r>
+        <w:rPr>
+          <w:rFonts w:ascii="Times New Roman" w:hAnsi="Times New Roman" w:cs="Times New Roman"/>
+        </w:rPr>
+        <w:t>LlamaIndex's</w:t>
+      </w:r>
+      <w:proofErr w:type="spellEnd"/>
+      <w:r>
+        <w:rPr>
+          <w:rFonts w:ascii="Times New Roman" w:hAnsi="Times New Roman" w:cs="Times New Roman"/>
+        </w:rPr>
+        <w:t xml:space="preserve"> settings management that have been implemented in this release.</w:t>
+      </w:r>
+    </w:p>
+    <w:p>
+      <w:pPr>
+        <w:rPr>
+          <w:rFonts w:ascii="Times New Roman" w:hAnsi="Times New Roman" w:cs="Times New Roman"/>
+          <w:b/>
+          <w:bCs/>
+        </w:rPr>
+      </w:pPr>
+      <w:proofErr w:type="spellStart"/>
+      <w:r>
+        <w:rPr>
+          <w:rFonts w:ascii="Times New Roman" w:hAnsi="Times New Roman" w:cs="Times New Roman"/>
+          <w:b/>
+          <w:bCs/>
+        </w:rPr>
+        <w:t>LangChain</w:t>
+      </w:r>
+      <w:proofErr w:type="spellEnd"/>
+      <w:r>
+        <w:rPr>
+          <w:rFonts w:ascii="Times New Roman" w:hAnsi="Times New Roman" w:cs="Times New Roman"/>
+          <w:b/>
+          <w:bCs/>
+        </w:rPr>
+        <w:t xml:space="preserve"> Integration Enhancement</w:t>
+      </w:r>
+    </w:p>
+    <w:p>
+      <w:pPr>
+        <w:rPr>
+          <w:rFonts w:ascii="Times New Roman" w:hAnsi="Times New Roman" w:cs="Times New Roman"/>
+        </w:rPr>
+      </w:pPr>
+      <w:r>
+        <w:rPr>
+          <w:rFonts w:ascii="Times New Roman" w:hAnsi="Times New Roman" w:cs="Times New Roman"/>
+        </w:rPr>
+        <w:t xml:space="preserve">Version 2.0 significantly expands the utilization of </w:t>
+      </w:r>
+      <w:proofErr w:type="spellStart"/>
+      <w:r>
+        <w:rPr>
+          <w:rFonts w:ascii="Times New Roman" w:hAnsi="Times New Roman" w:cs="Times New Roman"/>
+        </w:rPr>
+        <w:t>LangChain's</w:t>
+      </w:r>
+      <w:proofErr w:type="spellEnd"/>
+      <w:r>
+        <w:rPr>
+          <w:rFonts w:ascii="Times New Roman" w:hAnsi="Times New Roman" w:cs="Times New Roman"/>
+        </w:rPr>
+        <w:t xml:space="preserve"> community packages, particularly the </w:t>
+      </w:r>
+      <w:proofErr w:type="spellStart"/>
+      <w:r>
+        <w:rPr>
+          <w:rFonts w:ascii="Times New Roman" w:hAnsi="Times New Roman" w:cs="Times New Roman"/>
+        </w:rPr>
+        <w:t>HuggingFaceEmbeddings</w:t>
+      </w:r>
+      <w:proofErr w:type="spellEnd"/>
+      <w:r>
+        <w:rPr>
+          <w:rFonts w:ascii="Times New Roman" w:hAnsi="Times New Roman" w:cs="Times New Roman"/>
+        </w:rPr>
+        <w:t xml:space="preserve"> and FAISS vector store implementations that handle all embedding generation and similarity search operations. </w:t>
+      </w:r>
+      <w:proofErr w:type="spellStart"/>
+      <w:r>
+        <w:rPr>
+          <w:rFonts w:ascii="Times New Roman" w:hAnsi="Times New Roman" w:cs="Times New Roman"/>
+        </w:rPr>
+        <w:t>LangChain</w:t>
+      </w:r>
+      <w:proofErr w:type="spellEnd"/>
+      <w:r>
+        <w:rPr>
+          <w:rFonts w:ascii="Times New Roman" w:hAnsi="Times New Roman" w:cs="Times New Roman"/>
+        </w:rPr>
+        <w:t xml:space="preserve"> serves as the primary framework for vector operations throughout the recommendation pipeline, providing the core infrastructure for the Sentence-BERT method and RAG system. The system leverages </w:t>
+      </w:r>
+      <w:proofErr w:type="spellStart"/>
+      <w:r>
+        <w:rPr>
+          <w:rFonts w:ascii="Times New Roman" w:hAnsi="Times New Roman" w:cs="Times New Roman"/>
+        </w:rPr>
+        <w:t>LangChain's</w:t>
+      </w:r>
+      <w:proofErr w:type="spellEnd"/>
+      <w:r>
+        <w:rPr>
+          <w:rFonts w:ascii="Times New Roman" w:hAnsi="Times New Roman" w:cs="Times New Roman"/>
+        </w:rPr>
+        <w:t xml:space="preserve"> embedding abstraction layer through the </w:t>
+      </w:r>
+      <w:proofErr w:type="spellStart"/>
+      <w:r>
+        <w:rPr>
+          <w:rFonts w:ascii="Times New Roman" w:hAnsi="Times New Roman" w:cs="Times New Roman"/>
+        </w:rPr>
+        <w:t>HuggingFaceEmbeddings</w:t>
+      </w:r>
+      <w:proofErr w:type="spellEnd"/>
+      <w:r>
+        <w:rPr>
+          <w:rFonts w:ascii="Times New Roman" w:hAnsi="Times New Roman" w:cs="Times New Roman"/>
+        </w:rPr>
+        <w:t xml:space="preserve"> class, which wraps the sentence-transformers model and provides a consistent interface for text-to-vector conversion across all recommendation strategies.</w:t>
+      </w:r>
+    </w:p>
+    <w:p>
+      <w:pPr>
+        <w:rPr>
+          <w:rFonts w:ascii="Times New Roman" w:hAnsi="Times New Roman" w:cs="Times New Roman"/>
+        </w:rPr>
+      </w:pPr>
+      <w:r>
+        <w:rPr>
+          <w:rFonts w:ascii="Times New Roman" w:hAnsi="Times New Roman" w:cs="Times New Roman"/>
+        </w:rPr>
+        <w:t xml:space="preserve">The FAISS vector store implementation from </w:t>
+      </w:r>
+      <w:proofErr w:type="spellStart"/>
+      <w:r>
+        <w:rPr>
+          <w:rFonts w:ascii="Times New Roman" w:hAnsi="Times New Roman" w:cs="Times New Roman"/>
+        </w:rPr>
+        <w:t>langchain</w:t>
+      </w:r>
+      <w:proofErr w:type="spellEnd"/>
+      <w:r>
+        <w:rPr>
+          <w:rFonts w:ascii="Times New Roman" w:hAnsi="Times New Roman" w:cs="Times New Roman"/>
+        </w:rPr>
+        <w:t xml:space="preserve">-community has been optimized in version 2.0 to handle the specific requirements of cross-domain recommendation. </w:t>
+      </w:r>
+      <w:proofErr w:type="spellStart"/>
+      <w:r>
+        <w:rPr>
+          <w:rFonts w:ascii="Times New Roman" w:hAnsi="Times New Roman" w:cs="Times New Roman"/>
+        </w:rPr>
+        <w:t>LangChain's</w:t>
+      </w:r>
+      <w:proofErr w:type="spellEnd"/>
+      <w:r>
+        <w:rPr>
+          <w:rFonts w:ascii="Times New Roman" w:hAnsi="Times New Roman" w:cs="Times New Roman"/>
+        </w:rPr>
+        <w:t xml:space="preserve"> FAISS wrapper provides the </w:t>
+      </w:r>
+      <w:proofErr w:type="spellStart"/>
+      <w:r>
+        <w:rPr>
+          <w:rFonts w:ascii="Times New Roman" w:hAnsi="Times New Roman" w:cs="Times New Roman"/>
+        </w:rPr>
+        <w:t>from_</w:t>
+      </w:r>
+      <w:proofErr w:type="gramStart"/>
+      <w:r>
+        <w:rPr>
+          <w:rFonts w:ascii="Times New Roman" w:hAnsi="Times New Roman" w:cs="Times New Roman"/>
+        </w:rPr>
+        <w:t>texts</w:t>
+      </w:r>
+      <w:proofErr w:type="spellEnd"/>
+      <w:r>
+        <w:rPr>
+          <w:rFonts w:ascii="Times New Roman" w:hAnsi="Times New Roman" w:cs="Times New Roman"/>
+        </w:rPr>
+        <w:t>(</w:t>
+      </w:r>
+      <w:proofErr w:type="gramEnd"/>
+      <w:r>
+        <w:rPr>
+          <w:rFonts w:ascii="Times New Roman" w:hAnsi="Times New Roman" w:cs="Times New Roman"/>
+        </w:rPr>
+        <w:t xml:space="preserve">) constructor method that accepts lists of text strings and an embedding model, automatically handling the conversion of text to embeddings and construction of the FAISS index structure. This abstraction significantly simplifies the vector store creation process compared to working directly with raw FAISS libraries. The vector stores maintain bidirectional mapping between document content and metadata, enabling efficient retrieval of original </w:t>
+      </w:r>
+      <w:proofErr w:type="spellStart"/>
+      <w:r>
+        <w:rPr>
+          <w:rFonts w:ascii="Times New Roman" w:hAnsi="Times New Roman" w:cs="Times New Roman"/>
+        </w:rPr>
+        <w:t>dataframe</w:t>
+      </w:r>
+      <w:proofErr w:type="spellEnd"/>
+      <w:r>
+        <w:rPr>
+          <w:rFonts w:ascii="Times New Roman" w:hAnsi="Times New Roman" w:cs="Times New Roman"/>
+        </w:rPr>
+        <w:t xml:space="preserve"> rows after similarity search operations </w:t>
+      </w:r>
+      <w:proofErr w:type="gramStart"/>
+      <w:r>
+        <w:rPr>
+          <w:rFonts w:ascii="Times New Roman" w:hAnsi="Times New Roman" w:cs="Times New Roman"/>
+        </w:rPr>
+        <w:t>identify</w:t>
+      </w:r>
+      <w:proofErr w:type="gramEnd"/>
+      <w:r>
+        <w:rPr>
+          <w:rFonts w:ascii="Times New Roman" w:hAnsi="Times New Roman" w:cs="Times New Roman"/>
+        </w:rPr>
+        <w:t xml:space="preserve"> relevant items.</w:t>
+      </w:r>
+    </w:p>
+    <w:p>
+      <w:pPr>
+        <w:rPr>
+          <w:rFonts w:ascii="Times New Roman" w:hAnsi="Times New Roman" w:cs="Times New Roman"/>
+        </w:rPr>
+      </w:pPr>
+      <w:r>
+        <w:rPr>
+          <w:rFonts w:ascii="Times New Roman" w:hAnsi="Times New Roman" w:cs="Times New Roman"/>
+        </w:rPr>
+        <w:t xml:space="preserve">Version 2.0 introduces more sophisticated use of </w:t>
+      </w:r>
+      <w:proofErr w:type="spellStart"/>
+      <w:r>
+        <w:rPr>
+          <w:rFonts w:ascii="Times New Roman" w:hAnsi="Times New Roman" w:cs="Times New Roman"/>
+        </w:rPr>
+        <w:t>LangChain's</w:t>
+      </w:r>
+      <w:proofErr w:type="spellEnd"/>
+      <w:r>
+        <w:rPr>
+          <w:rFonts w:ascii="Times New Roman" w:hAnsi="Times New Roman" w:cs="Times New Roman"/>
+        </w:rPr>
+        <w:t xml:space="preserve"> retriever pattern through the </w:t>
+      </w:r>
+      <w:proofErr w:type="spellStart"/>
+      <w:r>
+        <w:rPr>
+          <w:rFonts w:ascii="Times New Roman" w:hAnsi="Times New Roman" w:cs="Times New Roman"/>
+        </w:rPr>
+        <w:t>as_</w:t>
+      </w:r>
+      <w:proofErr w:type="gramStart"/>
+      <w:r>
+        <w:rPr>
+          <w:rFonts w:ascii="Times New Roman" w:hAnsi="Times New Roman" w:cs="Times New Roman"/>
+        </w:rPr>
+        <w:t>retriever</w:t>
+      </w:r>
+      <w:proofErr w:type="spellEnd"/>
+      <w:r>
+        <w:rPr>
+          <w:rFonts w:ascii="Times New Roman" w:hAnsi="Times New Roman" w:cs="Times New Roman"/>
+        </w:rPr>
+        <w:t>(</w:t>
+      </w:r>
+      <w:proofErr w:type="gramEnd"/>
+      <w:r>
+        <w:rPr>
+          <w:rFonts w:ascii="Times New Roman" w:hAnsi="Times New Roman" w:cs="Times New Roman"/>
+        </w:rPr>
+        <w:t xml:space="preserve">) method, which converts FAISS vector stores into standardized retriever objects with consistent query interfaces. </w:t>
+      </w:r>
+      <w:r>
+        <w:rPr>
+          <w:rFonts w:ascii="Times New Roman" w:hAnsi="Times New Roman" w:cs="Times New Roman"/>
+        </w:rPr>
+        <w:lastRenderedPageBreak/>
+        <w:t xml:space="preserve">The retriever abstraction accepts </w:t>
+      </w:r>
+      <w:proofErr w:type="spellStart"/>
+      <w:r>
+        <w:rPr>
+          <w:rFonts w:ascii="Times New Roman" w:hAnsi="Times New Roman" w:cs="Times New Roman"/>
+        </w:rPr>
+        <w:t>search_kwargs</w:t>
+      </w:r>
+      <w:proofErr w:type="spellEnd"/>
+      <w:r>
+        <w:rPr>
+          <w:rFonts w:ascii="Times New Roman" w:hAnsi="Times New Roman" w:cs="Times New Roman"/>
+        </w:rPr>
+        <w:t xml:space="preserve"> parameters that control behavior such as the number of results to return, enabling fine-tuned control over recommendation diversity and relevance thresholds. These retrievers are used extensively in the RAG system, where both domain-specific and general retrievers provide unified interfaces despite operating on different underlying vector stores. </w:t>
+      </w:r>
+      <w:proofErr w:type="spellStart"/>
+      <w:r>
+        <w:rPr>
+          <w:rFonts w:ascii="Times New Roman" w:hAnsi="Times New Roman" w:cs="Times New Roman"/>
+        </w:rPr>
+        <w:t>LangChain's</w:t>
+      </w:r>
+      <w:proofErr w:type="spellEnd"/>
+      <w:r>
+        <w:rPr>
+          <w:rFonts w:ascii="Times New Roman" w:hAnsi="Times New Roman" w:cs="Times New Roman"/>
+        </w:rPr>
+        <w:t xml:space="preserve"> retriever pattern also facilitates potential future enhancements, as retrievers can be easily composed, filtered, or combined using </w:t>
+      </w:r>
+      <w:proofErr w:type="spellStart"/>
+      <w:r>
+        <w:rPr>
+          <w:rFonts w:ascii="Times New Roman" w:hAnsi="Times New Roman" w:cs="Times New Roman"/>
+        </w:rPr>
+        <w:t>LangChain's</w:t>
+      </w:r>
+      <w:proofErr w:type="spellEnd"/>
+      <w:r>
+        <w:rPr>
+          <w:rFonts w:ascii="Times New Roman" w:hAnsi="Times New Roman" w:cs="Times New Roman"/>
+        </w:rPr>
+        <w:t xml:space="preserve"> chain abstractions.</w:t>
+      </w:r>
+    </w:p>
+    <w:p>
+      <w:pPr>
+        <w:rPr>
+          <w:rFonts w:ascii="Times New Roman" w:hAnsi="Times New Roman" w:cs="Times New Roman"/>
+          <w:b/>
+          <w:bCs/>
+        </w:rPr>
+      </w:pPr>
+      <w:proofErr w:type="spellStart"/>
+      <w:r>
+        <w:rPr>
+          <w:rFonts w:ascii="Times New Roman" w:hAnsi="Times New Roman" w:cs="Times New Roman"/>
+          <w:b/>
+          <w:bCs/>
+        </w:rPr>
+        <w:t>LlamaIndex</w:t>
+      </w:r>
+      <w:proofErr w:type="spellEnd"/>
+      <w:r>
+        <w:rPr>
+          <w:rFonts w:ascii="Times New Roman" w:hAnsi="Times New Roman" w:cs="Times New Roman"/>
+          <w:b/>
+          <w:bCs/>
+        </w:rPr>
+        <w:t xml:space="preserve"> Configuration and Integration</w:t>
+      </w:r>
+    </w:p>
+    <w:p>
+      <w:pPr>
+        <w:rPr>
+          <w:rFonts w:ascii="Times New Roman" w:hAnsi="Times New Roman" w:cs="Times New Roman"/>
+        </w:rPr>
+      </w:pPr>
+      <w:r>
+        <w:rPr>
+          <w:rFonts w:ascii="Times New Roman" w:hAnsi="Times New Roman" w:cs="Times New Roman"/>
+        </w:rPr>
+        <w:t xml:space="preserve">Version 2.0 maintains </w:t>
+      </w:r>
+      <w:proofErr w:type="spellStart"/>
+      <w:r>
+        <w:rPr>
+          <w:rFonts w:ascii="Times New Roman" w:hAnsi="Times New Roman" w:cs="Times New Roman"/>
+        </w:rPr>
+        <w:t>LlamaIndex</w:t>
+      </w:r>
+      <w:proofErr w:type="spellEnd"/>
+      <w:r>
+        <w:rPr>
+          <w:rFonts w:ascii="Times New Roman" w:hAnsi="Times New Roman" w:cs="Times New Roman"/>
+        </w:rPr>
+        <w:t xml:space="preserve"> integration primarily through its global Settings object, which provides centralized configuration for embedding and language model components. </w:t>
+      </w:r>
+      <w:proofErr w:type="spellStart"/>
+      <w:r>
+        <w:rPr>
+          <w:rFonts w:ascii="Times New Roman" w:hAnsi="Times New Roman" w:cs="Times New Roman"/>
+        </w:rPr>
+        <w:t>LlamaIndex's</w:t>
+      </w:r>
+      <w:proofErr w:type="spellEnd"/>
+      <w:r>
+        <w:rPr>
+          <w:rFonts w:ascii="Times New Roman" w:hAnsi="Times New Roman" w:cs="Times New Roman"/>
+        </w:rPr>
+        <w:t xml:space="preserve"> </w:t>
+      </w:r>
+      <w:proofErr w:type="spellStart"/>
+      <w:r>
+        <w:rPr>
+          <w:rFonts w:ascii="Times New Roman" w:hAnsi="Times New Roman" w:cs="Times New Roman"/>
+        </w:rPr>
+        <w:t>Settings.embed_model</w:t>
+      </w:r>
+      <w:proofErr w:type="spellEnd"/>
+      <w:r>
+        <w:rPr>
+          <w:rFonts w:ascii="Times New Roman" w:hAnsi="Times New Roman" w:cs="Times New Roman"/>
+        </w:rPr>
+        <w:t xml:space="preserve"> is configured with </w:t>
+      </w:r>
+      <w:proofErr w:type="spellStart"/>
+      <w:r>
+        <w:rPr>
+          <w:rFonts w:ascii="Times New Roman" w:hAnsi="Times New Roman" w:cs="Times New Roman"/>
+        </w:rPr>
+        <w:t>HuggingFaceEmbedding</w:t>
+      </w:r>
+      <w:proofErr w:type="spellEnd"/>
+      <w:r>
+        <w:rPr>
+          <w:rFonts w:ascii="Times New Roman" w:hAnsi="Times New Roman" w:cs="Times New Roman"/>
+        </w:rPr>
+        <w:t xml:space="preserve"> wrapping the sentence-transformers model, ensuring consistency with the </w:t>
+      </w:r>
+      <w:proofErr w:type="spellStart"/>
+      <w:r>
+        <w:rPr>
+          <w:rFonts w:ascii="Times New Roman" w:hAnsi="Times New Roman" w:cs="Times New Roman"/>
+        </w:rPr>
+        <w:t>LangChain</w:t>
+      </w:r>
+      <w:proofErr w:type="spellEnd"/>
+      <w:r>
+        <w:rPr>
+          <w:rFonts w:ascii="Times New Roman" w:hAnsi="Times New Roman" w:cs="Times New Roman"/>
+        </w:rPr>
+        <w:t xml:space="preserve"> embedding configuration. This dual configuration was implemented to provide flexibility for potential future enhancements that might leverage </w:t>
+      </w:r>
+      <w:proofErr w:type="spellStart"/>
+      <w:r>
+        <w:rPr>
+          <w:rFonts w:ascii="Times New Roman" w:hAnsi="Times New Roman" w:cs="Times New Roman"/>
+        </w:rPr>
+        <w:t>LlamaIndex's</w:t>
+      </w:r>
+      <w:proofErr w:type="spellEnd"/>
+      <w:r>
+        <w:rPr>
+          <w:rFonts w:ascii="Times New Roman" w:hAnsi="Times New Roman" w:cs="Times New Roman"/>
+        </w:rPr>
+        <w:t xml:space="preserve"> document processing and query engine capabilities, which offer different abstraction patterns compared to </w:t>
+      </w:r>
+      <w:proofErr w:type="spellStart"/>
+      <w:r>
+        <w:rPr>
+          <w:rFonts w:ascii="Times New Roman" w:hAnsi="Times New Roman" w:cs="Times New Roman"/>
+        </w:rPr>
+        <w:t>LangChain's</w:t>
+      </w:r>
+      <w:proofErr w:type="spellEnd"/>
+      <w:r>
+        <w:rPr>
+          <w:rFonts w:ascii="Times New Roman" w:hAnsi="Times New Roman" w:cs="Times New Roman"/>
+        </w:rPr>
+        <w:t xml:space="preserve"> approach.</w:t>
+      </w:r>
+    </w:p>
+    <w:p>
+      <w:pPr>
+        <w:rPr>
+          <w:rFonts w:ascii="Times New Roman" w:hAnsi="Times New Roman" w:cs="Times New Roman"/>
+        </w:rPr>
+      </w:pPr>
+      <w:r>
+        <w:rPr>
+          <w:rFonts w:ascii="Times New Roman" w:hAnsi="Times New Roman" w:cs="Times New Roman"/>
+        </w:rPr>
+        <w:t xml:space="preserve">The </w:t>
+      </w:r>
+      <w:proofErr w:type="spellStart"/>
+      <w:r>
+        <w:rPr>
+          <w:rFonts w:ascii="Times New Roman" w:hAnsi="Times New Roman" w:cs="Times New Roman"/>
+        </w:rPr>
+        <w:t>LlamaIndex</w:t>
+      </w:r>
+      <w:proofErr w:type="spellEnd"/>
+      <w:r>
+        <w:rPr>
+          <w:rFonts w:ascii="Times New Roman" w:hAnsi="Times New Roman" w:cs="Times New Roman"/>
+        </w:rPr>
+        <w:t xml:space="preserve"> language model configuration through </w:t>
+      </w:r>
+      <w:proofErr w:type="spellStart"/>
+      <w:r>
+        <w:rPr>
+          <w:rFonts w:ascii="Times New Roman" w:hAnsi="Times New Roman" w:cs="Times New Roman"/>
+        </w:rPr>
+        <w:t>Settings.llm</w:t>
+      </w:r>
+      <w:proofErr w:type="spellEnd"/>
+      <w:r>
+        <w:rPr>
+          <w:rFonts w:ascii="Times New Roman" w:hAnsi="Times New Roman" w:cs="Times New Roman"/>
+        </w:rPr>
+        <w:t xml:space="preserve"> utilizes the </w:t>
+      </w:r>
+      <w:proofErr w:type="spellStart"/>
+      <w:r>
+        <w:rPr>
+          <w:rFonts w:ascii="Times New Roman" w:hAnsi="Times New Roman" w:cs="Times New Roman"/>
+        </w:rPr>
+        <w:t>HuggingFaceLLM</w:t>
+      </w:r>
+      <w:proofErr w:type="spellEnd"/>
+      <w:r>
+        <w:rPr>
+          <w:rFonts w:ascii="Times New Roman" w:hAnsi="Times New Roman" w:cs="Times New Roman"/>
+        </w:rPr>
+        <w:t xml:space="preserve"> class, which handles model loading, tokenization, and generation parameters for the </w:t>
+      </w:r>
+      <w:proofErr w:type="spellStart"/>
+      <w:r>
+        <w:rPr>
+          <w:rFonts w:ascii="Times New Roman" w:hAnsi="Times New Roman" w:cs="Times New Roman"/>
+        </w:rPr>
+        <w:t>TinyLlama</w:t>
+      </w:r>
+      <w:proofErr w:type="spellEnd"/>
+      <w:r>
+        <w:rPr>
+          <w:rFonts w:ascii="Times New Roman" w:hAnsi="Times New Roman" w:cs="Times New Roman"/>
+        </w:rPr>
+        <w:t xml:space="preserve"> conversational model. The configuration specifies </w:t>
+      </w:r>
+      <w:proofErr w:type="spellStart"/>
+      <w:r>
+        <w:rPr>
+          <w:rFonts w:ascii="Times New Roman" w:hAnsi="Times New Roman" w:cs="Times New Roman"/>
+        </w:rPr>
+        <w:t>device_map</w:t>
+      </w:r>
+      <w:proofErr w:type="spellEnd"/>
+      <w:r>
+        <w:rPr>
+          <w:rFonts w:ascii="Times New Roman" w:hAnsi="Times New Roman" w:cs="Times New Roman"/>
+        </w:rPr>
+        <w:t xml:space="preserve">="auto" for intelligent GPU/CPU allocation, </w:t>
+      </w:r>
+      <w:proofErr w:type="spellStart"/>
+      <w:r>
+        <w:rPr>
+          <w:rFonts w:ascii="Times New Roman" w:hAnsi="Times New Roman" w:cs="Times New Roman"/>
+        </w:rPr>
+        <w:t>max_new_tokens</w:t>
+      </w:r>
+      <w:proofErr w:type="spellEnd"/>
+      <w:r>
+        <w:rPr>
+          <w:rFonts w:ascii="Times New Roman" w:hAnsi="Times New Roman" w:cs="Times New Roman"/>
+        </w:rPr>
+        <w:t xml:space="preserve">=256 to limit response </w:t>
+      </w:r>
+      <w:proofErr w:type="gramStart"/>
+      <w:r>
+        <w:rPr>
+          <w:rFonts w:ascii="Times New Roman" w:hAnsi="Times New Roman" w:cs="Times New Roman"/>
+        </w:rPr>
+        <w:t>length, and</w:t>
+      </w:r>
+      <w:proofErr w:type="gramEnd"/>
+      <w:r>
+        <w:rPr>
+          <w:rFonts w:ascii="Times New Roman" w:hAnsi="Times New Roman" w:cs="Times New Roman"/>
+        </w:rPr>
+        <w:t xml:space="preserve"> </w:t>
+      </w:r>
+      <w:proofErr w:type="spellStart"/>
+      <w:r>
+        <w:rPr>
+          <w:rFonts w:ascii="Times New Roman" w:hAnsi="Times New Roman" w:cs="Times New Roman"/>
+        </w:rPr>
+        <w:t>generate_kwargs</w:t>
+      </w:r>
+      <w:proofErr w:type="spellEnd"/>
+      <w:r>
+        <w:rPr>
+          <w:rFonts w:ascii="Times New Roman" w:hAnsi="Times New Roman" w:cs="Times New Roman"/>
+        </w:rPr>
+        <w:t xml:space="preserve"> with temperature=0.1 for deterministic outputs. While version 2.0 does not actively invoke this language model for text generation, the configuration infrastructure remains in place to support future conversational recommendation features that could leverage </w:t>
+      </w:r>
+      <w:proofErr w:type="spellStart"/>
+      <w:r>
+        <w:rPr>
+          <w:rFonts w:ascii="Times New Roman" w:hAnsi="Times New Roman" w:cs="Times New Roman"/>
+        </w:rPr>
+        <w:t>LlamaIndex's</w:t>
+      </w:r>
+      <w:proofErr w:type="spellEnd"/>
+      <w:r>
+        <w:rPr>
+          <w:rFonts w:ascii="Times New Roman" w:hAnsi="Times New Roman" w:cs="Times New Roman"/>
+        </w:rPr>
+        <w:t xml:space="preserve"> response synthesis capabilities.</w:t>
+      </w:r>
+    </w:p>
+    <w:p>
+      <w:pPr>
+        <w:rPr>
+          <w:rFonts w:ascii="Times New Roman" w:hAnsi="Times New Roman" w:cs="Times New Roman"/>
+        </w:rPr>
+      </w:pPr>
+      <w:proofErr w:type="spellStart"/>
+      <w:r>
+        <w:rPr>
+          <w:rFonts w:ascii="Times New Roman" w:hAnsi="Times New Roman" w:cs="Times New Roman"/>
+        </w:rPr>
+        <w:t>LlamaIndex's</w:t>
+      </w:r>
+      <w:proofErr w:type="spellEnd"/>
+      <w:r>
+        <w:rPr>
+          <w:rFonts w:ascii="Times New Roman" w:hAnsi="Times New Roman" w:cs="Times New Roman"/>
+        </w:rPr>
+        <w:t xml:space="preserve"> embedding and LLM abstractions provide standardized interfaces that could facilitate future integration with </w:t>
+      </w:r>
+      <w:proofErr w:type="spellStart"/>
+      <w:r>
+        <w:rPr>
+          <w:rFonts w:ascii="Times New Roman" w:hAnsi="Times New Roman" w:cs="Times New Roman"/>
+        </w:rPr>
+        <w:t>LlamaIndex's</w:t>
+      </w:r>
+      <w:proofErr w:type="spellEnd"/>
+      <w:r>
+        <w:rPr>
+          <w:rFonts w:ascii="Times New Roman" w:hAnsi="Times New Roman" w:cs="Times New Roman"/>
+        </w:rPr>
+        <w:t xml:space="preserve"> more advanced features, such as its </w:t>
+      </w:r>
+      <w:proofErr w:type="spellStart"/>
+      <w:r>
+        <w:rPr>
+          <w:rFonts w:ascii="Times New Roman" w:hAnsi="Times New Roman" w:cs="Times New Roman"/>
+        </w:rPr>
+        <w:t>VectorStoreIndex</w:t>
+      </w:r>
+      <w:proofErr w:type="spellEnd"/>
+      <w:r>
+        <w:rPr>
+          <w:rFonts w:ascii="Times New Roman" w:hAnsi="Times New Roman" w:cs="Times New Roman"/>
+        </w:rPr>
+        <w:t xml:space="preserve"> for document indexing, query engines for natural language question answering, and chat engines for multi-turn conversational interactions. Version 1.0's architecture made such integrations difficult due to inconsistent model management, while version 2.0's centralized Settings configuration creates a foundation for leveraging these capabilities in future releases.</w:t>
+      </w:r>
+    </w:p>
+    <w:p>
+      <w:pPr>
+        <w:rPr>
+          <w:rFonts w:ascii="Times New Roman" w:hAnsi="Times New Roman" w:cs="Times New Roman"/>
+          <w:b/>
+          <w:bCs/>
+        </w:rPr>
+      </w:pPr>
+      <w:r>
+        <w:rPr>
+          <w:rFonts w:ascii="Times New Roman" w:hAnsi="Times New Roman" w:cs="Times New Roman"/>
+          <w:b/>
+          <w:bCs/>
+        </w:rPr>
+        <w:t>Framework Coordination and Singleton Pattern</w:t>
+      </w:r>
+    </w:p>
+    <w:p>
+      <w:pPr>
+        <w:rPr>
+          <w:rFonts w:ascii="Times New Roman" w:hAnsi="Times New Roman" w:cs="Times New Roman"/>
+        </w:rPr>
+      </w:pPr>
+      <w:r>
+        <w:rPr>
+          <w:rFonts w:ascii="Times New Roman" w:hAnsi="Times New Roman" w:cs="Times New Roman"/>
+        </w:rPr>
+        <w:t xml:space="preserve">Version 2.0 implements careful coordination between </w:t>
+      </w:r>
+      <w:proofErr w:type="spellStart"/>
+      <w:r>
+        <w:rPr>
+          <w:rFonts w:ascii="Times New Roman" w:hAnsi="Times New Roman" w:cs="Times New Roman"/>
+        </w:rPr>
+        <w:t>LangChain</w:t>
+      </w:r>
+      <w:proofErr w:type="spellEnd"/>
+      <w:r>
+        <w:rPr>
+          <w:rFonts w:ascii="Times New Roman" w:hAnsi="Times New Roman" w:cs="Times New Roman"/>
+        </w:rPr>
+        <w:t xml:space="preserve"> and </w:t>
+      </w:r>
+      <w:proofErr w:type="spellStart"/>
+      <w:r>
+        <w:rPr>
+          <w:rFonts w:ascii="Times New Roman" w:hAnsi="Times New Roman" w:cs="Times New Roman"/>
+        </w:rPr>
+        <w:t>LlamaIndex</w:t>
+      </w:r>
+      <w:proofErr w:type="spellEnd"/>
+      <w:r>
+        <w:rPr>
+          <w:rFonts w:ascii="Times New Roman" w:hAnsi="Times New Roman" w:cs="Times New Roman"/>
+        </w:rPr>
+        <w:t xml:space="preserve"> to prevent redundant model loading and ensure consistent behavior across framework boundaries. The initialization code includes a singleton pattern check using a _LI_INIT flag that prevents multiple initializations of the </w:t>
+      </w:r>
+      <w:proofErr w:type="spellStart"/>
+      <w:r>
+        <w:rPr>
+          <w:rFonts w:ascii="Times New Roman" w:hAnsi="Times New Roman" w:cs="Times New Roman"/>
+        </w:rPr>
+        <w:t>LlamaIndex</w:t>
+      </w:r>
+      <w:proofErr w:type="spellEnd"/>
+      <w:r>
+        <w:rPr>
+          <w:rFonts w:ascii="Times New Roman" w:hAnsi="Times New Roman" w:cs="Times New Roman"/>
+        </w:rPr>
+        <w:t xml:space="preserve"> Settings object, which was causing memory duplication issues in version 1.0 when the same models were loaded through both frameworks independently. The </w:t>
+      </w:r>
+      <w:proofErr w:type="spellStart"/>
+      <w:r>
+        <w:rPr>
+          <w:rFonts w:ascii="Times New Roman" w:hAnsi="Times New Roman" w:cs="Times New Roman"/>
+        </w:rPr>
+        <w:t>rag_embeddings</w:t>
+      </w:r>
+      <w:proofErr w:type="spellEnd"/>
+      <w:r>
+        <w:rPr>
+          <w:rFonts w:ascii="Times New Roman" w:hAnsi="Times New Roman" w:cs="Times New Roman"/>
+        </w:rPr>
+        <w:t xml:space="preserve"> object from </w:t>
+      </w:r>
+      <w:proofErr w:type="spellStart"/>
+      <w:r>
+        <w:rPr>
+          <w:rFonts w:ascii="Times New Roman" w:hAnsi="Times New Roman" w:cs="Times New Roman"/>
+        </w:rPr>
+        <w:t>LangChain</w:t>
+      </w:r>
+      <w:proofErr w:type="spellEnd"/>
+      <w:r>
+        <w:rPr>
+          <w:rFonts w:ascii="Times New Roman" w:hAnsi="Times New Roman" w:cs="Times New Roman"/>
+        </w:rPr>
+        <w:t xml:space="preserve"> is explicitly checked for existence before recreation, ensuring that the expensive sentence-transformer model is loaded into memory only once regardless of how many vector stores are constructed.</w:t>
+      </w:r>
+    </w:p>
+    <w:p>
+      <w:pPr>
+        <w:rPr>
+          <w:rFonts w:ascii="Times New Roman" w:hAnsi="Times New Roman" w:cs="Times New Roman"/>
+        </w:rPr>
+      </w:pPr>
+      <w:r>
+        <w:rPr>
+          <w:rFonts w:ascii="Times New Roman" w:hAnsi="Times New Roman" w:cs="Times New Roman"/>
+        </w:rPr>
+        <w:t>The _</w:t>
+      </w:r>
+      <w:proofErr w:type="spellStart"/>
+      <w:r>
+        <w:rPr>
+          <w:rFonts w:ascii="Times New Roman" w:hAnsi="Times New Roman" w:cs="Times New Roman"/>
+        </w:rPr>
+        <w:t>ensure_offline_components</w:t>
+      </w:r>
+      <w:proofErr w:type="spellEnd"/>
+      <w:r>
+        <w:rPr>
+          <w:rFonts w:ascii="Times New Roman" w:hAnsi="Times New Roman" w:cs="Times New Roman"/>
+        </w:rPr>
+        <w:t xml:space="preserve"> helper function serves as a coordination point between the two frameworks, verifying that both the </w:t>
+      </w:r>
+      <w:proofErr w:type="spellStart"/>
+      <w:r>
+        <w:rPr>
+          <w:rFonts w:ascii="Times New Roman" w:hAnsi="Times New Roman" w:cs="Times New Roman"/>
+        </w:rPr>
+        <w:t>LangChain</w:t>
+      </w:r>
+      <w:proofErr w:type="spellEnd"/>
+      <w:r>
+        <w:rPr>
+          <w:rFonts w:ascii="Times New Roman" w:hAnsi="Times New Roman" w:cs="Times New Roman"/>
+        </w:rPr>
+        <w:t xml:space="preserve"> </w:t>
+      </w:r>
+      <w:proofErr w:type="spellStart"/>
+      <w:r>
+        <w:rPr>
+          <w:rFonts w:ascii="Times New Roman" w:hAnsi="Times New Roman" w:cs="Times New Roman"/>
+        </w:rPr>
+        <w:t>rag_embeddings</w:t>
+      </w:r>
+      <w:proofErr w:type="spellEnd"/>
+      <w:r>
+        <w:rPr>
+          <w:rFonts w:ascii="Times New Roman" w:hAnsi="Times New Roman" w:cs="Times New Roman"/>
+        </w:rPr>
+        <w:t xml:space="preserve"> object and </w:t>
+      </w:r>
+      <w:proofErr w:type="spellStart"/>
+      <w:r>
+        <w:rPr>
+          <w:rFonts w:ascii="Times New Roman" w:hAnsi="Times New Roman" w:cs="Times New Roman"/>
+        </w:rPr>
+        <w:t>LlamaIndex</w:t>
+      </w:r>
+      <w:proofErr w:type="spellEnd"/>
+      <w:r>
+        <w:rPr>
+          <w:rFonts w:ascii="Times New Roman" w:hAnsi="Times New Roman" w:cs="Times New Roman"/>
+        </w:rPr>
+        <w:t xml:space="preserve"> Settings are properly initialized before vector store construction proceeds. This defensive programming approach prevents the initialization race conditions that occasionally occurred in version 1.0 when methods were called in unexpected sequences, particularly during parallel or asynchronous operation scenarios where multiple threads might attempt simultaneous initialization.</w:t>
+      </w:r>
+    </w:p>
+    <w:p>
+      <w:pPr>
+        <w:rPr>
+          <w:rFonts w:ascii="Times New Roman" w:hAnsi="Times New Roman" w:cs="Times New Roman"/>
+          <w:b/>
+          <w:bCs/>
+        </w:rPr>
+      </w:pPr>
+      <w:proofErr w:type="spellStart"/>
+      <w:proofErr w:type="gramStart"/>
+      <w:r>
+        <w:rPr>
+          <w:rFonts w:ascii="Times New Roman" w:hAnsi="Times New Roman" w:cs="Times New Roman"/>
+          <w:b/>
+          <w:bCs/>
+        </w:rPr>
+        <w:t>LangChain</w:t>
+      </w:r>
+      <w:proofErr w:type="spellEnd"/>
+      <w:r>
+        <w:rPr>
+          <w:rFonts w:ascii="Times New Roman" w:hAnsi="Times New Roman" w:cs="Times New Roman"/>
+          <w:b/>
+          <w:bCs/>
+        </w:rPr>
+        <w:t xml:space="preserve"> Vector</w:t>
+      </w:r>
+      <w:proofErr w:type="gramEnd"/>
+      <w:r>
+        <w:rPr>
+          <w:rFonts w:ascii="Times New Roman" w:hAnsi="Times New Roman" w:cs="Times New Roman"/>
+          <w:b/>
+          <w:bCs/>
+        </w:rPr>
+        <w:t xml:space="preserve"> Store Architecture</w:t>
+      </w:r>
+    </w:p>
+    <w:p>
+      <w:pPr>
+        <w:rPr>
+          <w:rFonts w:ascii="Times New Roman" w:hAnsi="Times New Roman" w:cs="Times New Roman"/>
+        </w:rPr>
+      </w:pPr>
+      <w:r>
+        <w:rPr>
+          <w:rFonts w:ascii="Times New Roman" w:hAnsi="Times New Roman" w:cs="Times New Roman"/>
+        </w:rPr>
+        <w:lastRenderedPageBreak/>
+        <w:t xml:space="preserve">Version 2.0's vector store architecture relies heavily on </w:t>
+      </w:r>
+      <w:proofErr w:type="spellStart"/>
+      <w:r>
+        <w:rPr>
+          <w:rFonts w:ascii="Times New Roman" w:hAnsi="Times New Roman" w:cs="Times New Roman"/>
+        </w:rPr>
+        <w:t>LangChain's</w:t>
+      </w:r>
+      <w:proofErr w:type="spellEnd"/>
+      <w:r>
+        <w:rPr>
+          <w:rFonts w:ascii="Times New Roman" w:hAnsi="Times New Roman" w:cs="Times New Roman"/>
+        </w:rPr>
+        <w:t xml:space="preserve"> FAISS implementation for all semantic search operations. Each domain maintains its own FAISS vector store constructed through </w:t>
+      </w:r>
+      <w:proofErr w:type="spellStart"/>
+      <w:r>
+        <w:rPr>
+          <w:rFonts w:ascii="Times New Roman" w:hAnsi="Times New Roman" w:cs="Times New Roman"/>
+        </w:rPr>
+        <w:t>LangChain's</w:t>
+      </w:r>
+      <w:proofErr w:type="spellEnd"/>
+      <w:r>
+        <w:rPr>
+          <w:rFonts w:ascii="Times New Roman" w:hAnsi="Times New Roman" w:cs="Times New Roman"/>
+        </w:rPr>
+        <w:t xml:space="preserve"> </w:t>
+      </w:r>
+      <w:proofErr w:type="spellStart"/>
+      <w:r>
+        <w:rPr>
+          <w:rFonts w:ascii="Times New Roman" w:hAnsi="Times New Roman" w:cs="Times New Roman"/>
+        </w:rPr>
+        <w:t>from_</w:t>
+      </w:r>
+      <w:proofErr w:type="gramStart"/>
+      <w:r>
+        <w:rPr>
+          <w:rFonts w:ascii="Times New Roman" w:hAnsi="Times New Roman" w:cs="Times New Roman"/>
+        </w:rPr>
+        <w:t>texts</w:t>
+      </w:r>
+      <w:proofErr w:type="spellEnd"/>
+      <w:r>
+        <w:rPr>
+          <w:rFonts w:ascii="Times New Roman" w:hAnsi="Times New Roman" w:cs="Times New Roman"/>
+        </w:rPr>
+        <w:t>(</w:t>
+      </w:r>
+      <w:proofErr w:type="gramEnd"/>
+      <w:r>
+        <w:rPr>
+          <w:rFonts w:ascii="Times New Roman" w:hAnsi="Times New Roman" w:cs="Times New Roman"/>
+        </w:rPr>
+        <w:t xml:space="preserve">) method, which accepts the concatenated text representations and the shared </w:t>
+      </w:r>
+      <w:proofErr w:type="spellStart"/>
+      <w:r>
+        <w:rPr>
+          <w:rFonts w:ascii="Times New Roman" w:hAnsi="Times New Roman" w:cs="Times New Roman"/>
+        </w:rPr>
+        <w:t>rag_</w:t>
+      </w:r>
+      <w:proofErr w:type="gramStart"/>
+      <w:r>
+        <w:rPr>
+          <w:rFonts w:ascii="Times New Roman" w:hAnsi="Times New Roman" w:cs="Times New Roman"/>
+        </w:rPr>
+        <w:t>embeddings</w:t>
+      </w:r>
+      <w:proofErr w:type="spellEnd"/>
+      <w:proofErr w:type="gramEnd"/>
+      <w:r>
+        <w:rPr>
+          <w:rFonts w:ascii="Times New Roman" w:hAnsi="Times New Roman" w:cs="Times New Roman"/>
+        </w:rPr>
+        <w:t xml:space="preserve"> object. The FAISS vector stores use cosine similarity as the distance metric, appropriate for normalized sentence-transformer embeddings where semantic similarity corresponds to angular proximity in the high-dimensional embedding space.</w:t>
+      </w:r>
+    </w:p>
+    <w:p>
+      <w:pPr>
+        <w:rPr>
+          <w:rFonts w:ascii="Times New Roman" w:hAnsi="Times New Roman" w:cs="Times New Roman"/>
+        </w:rPr>
+      </w:pPr>
+      <w:r>
+        <w:rPr>
+          <w:rFonts w:ascii="Times New Roman" w:hAnsi="Times New Roman" w:cs="Times New Roman"/>
+        </w:rPr>
+        <w:t xml:space="preserve">The </w:t>
+      </w:r>
+      <w:proofErr w:type="spellStart"/>
+      <w:r>
+        <w:rPr>
+          <w:rFonts w:ascii="Times New Roman" w:hAnsi="Times New Roman" w:cs="Times New Roman"/>
+        </w:rPr>
+        <w:t>domain_vector_stores</w:t>
+      </w:r>
+      <w:proofErr w:type="spellEnd"/>
+      <w:r>
+        <w:rPr>
+          <w:rFonts w:ascii="Times New Roman" w:hAnsi="Times New Roman" w:cs="Times New Roman"/>
+        </w:rPr>
+        <w:t xml:space="preserve"> dictionary maintains separate FAISS indexes for movies, TV shows, music, books, and food, while the </w:t>
+      </w:r>
+      <w:proofErr w:type="spellStart"/>
+      <w:r>
+        <w:rPr>
+          <w:rFonts w:ascii="Times New Roman" w:hAnsi="Times New Roman" w:cs="Times New Roman"/>
+        </w:rPr>
+        <w:t>general_vector_store</w:t>
+      </w:r>
+      <w:proofErr w:type="spellEnd"/>
+      <w:r>
+        <w:rPr>
+          <w:rFonts w:ascii="Times New Roman" w:hAnsi="Times New Roman" w:cs="Times New Roman"/>
+        </w:rPr>
+        <w:t xml:space="preserve"> combines all domains for cross-domain queries. </w:t>
+      </w:r>
+      <w:proofErr w:type="spellStart"/>
+      <w:r>
+        <w:rPr>
+          <w:rFonts w:ascii="Times New Roman" w:hAnsi="Times New Roman" w:cs="Times New Roman"/>
+        </w:rPr>
+        <w:t>LangChain's</w:t>
+      </w:r>
+      <w:proofErr w:type="spellEnd"/>
+      <w:r>
+        <w:rPr>
+          <w:rFonts w:ascii="Times New Roman" w:hAnsi="Times New Roman" w:cs="Times New Roman"/>
+        </w:rPr>
+        <w:t xml:space="preserve"> vector store abstraction handles the complexity of maintaining synchronization between the FAISS index structure and the original text content, enabling </w:t>
+      </w:r>
+      <w:proofErr w:type="spellStart"/>
+      <w:r>
+        <w:rPr>
+          <w:rFonts w:ascii="Times New Roman" w:hAnsi="Times New Roman" w:cs="Times New Roman"/>
+        </w:rPr>
+        <w:t>similarity_</w:t>
+      </w:r>
+      <w:proofErr w:type="gramStart"/>
+      <w:r>
+        <w:rPr>
+          <w:rFonts w:ascii="Times New Roman" w:hAnsi="Times New Roman" w:cs="Times New Roman"/>
+        </w:rPr>
+        <w:t>search</w:t>
+      </w:r>
+      <w:proofErr w:type="spellEnd"/>
+      <w:r>
+        <w:rPr>
+          <w:rFonts w:ascii="Times New Roman" w:hAnsi="Times New Roman" w:cs="Times New Roman"/>
+        </w:rPr>
+        <w:t>(</w:t>
+      </w:r>
+      <w:proofErr w:type="gramEnd"/>
+      <w:r>
+        <w:rPr>
+          <w:rFonts w:ascii="Times New Roman" w:hAnsi="Times New Roman" w:cs="Times New Roman"/>
+        </w:rPr>
+        <w:t xml:space="preserve">) calls to return document objects that preserve both the matched text and metadata about its source. This metadata preservation is critical for the recommendation system, as it enables mapping from semantic matches back to specific </w:t>
+      </w:r>
+      <w:proofErr w:type="spellStart"/>
+      <w:r>
+        <w:rPr>
+          <w:rFonts w:ascii="Times New Roman" w:hAnsi="Times New Roman" w:cs="Times New Roman"/>
+        </w:rPr>
+        <w:t>dataframe</w:t>
+      </w:r>
+      <w:proofErr w:type="spellEnd"/>
+      <w:r>
+        <w:rPr>
+          <w:rFonts w:ascii="Times New Roman" w:hAnsi="Times New Roman" w:cs="Times New Roman"/>
+        </w:rPr>
+        <w:t xml:space="preserve"> rows containing complete item information like ratings, descriptions, and categorical attributes.</w:t>
+      </w:r>
+    </w:p>
+    <w:p>
+      <w:pPr>
+        <w:rPr>
+          <w:rFonts w:ascii="Times New Roman" w:hAnsi="Times New Roman" w:cs="Times New Roman"/>
+          <w:b/>
+          <w:bCs/>
+        </w:rPr>
+      </w:pPr>
+      <w:proofErr w:type="spellStart"/>
+      <w:r>
+        <w:rPr>
+          <w:rFonts w:ascii="Times New Roman" w:hAnsi="Times New Roman" w:cs="Times New Roman"/>
+          <w:b/>
+          <w:bCs/>
+        </w:rPr>
+        <w:t>LangChain</w:t>
+      </w:r>
+      <w:proofErr w:type="spellEnd"/>
+      <w:r>
+        <w:rPr>
+          <w:rFonts w:ascii="Times New Roman" w:hAnsi="Times New Roman" w:cs="Times New Roman"/>
+          <w:b/>
+          <w:bCs/>
+        </w:rPr>
+        <w:t xml:space="preserve"> Retriever Pattern Implementation</w:t>
+      </w:r>
+    </w:p>
+    <w:p>
+      <w:pPr>
+        <w:rPr>
+          <w:rFonts w:ascii="Times New Roman" w:hAnsi="Times New Roman" w:cs="Times New Roman"/>
+        </w:rPr>
+      </w:pPr>
+      <w:r>
+        <w:rPr>
+          <w:rFonts w:ascii="Times New Roman" w:hAnsi="Times New Roman" w:cs="Times New Roman"/>
+        </w:rPr>
+        <w:t xml:space="preserve">The retriever pattern represents </w:t>
+      </w:r>
+      <w:proofErr w:type="spellStart"/>
+      <w:r>
+        <w:rPr>
+          <w:rFonts w:ascii="Times New Roman" w:hAnsi="Times New Roman" w:cs="Times New Roman"/>
+        </w:rPr>
+        <w:t>LangChain's</w:t>
+      </w:r>
+      <w:proofErr w:type="spellEnd"/>
+      <w:r>
+        <w:rPr>
+          <w:rFonts w:ascii="Times New Roman" w:hAnsi="Times New Roman" w:cs="Times New Roman"/>
+        </w:rPr>
+        <w:t xml:space="preserve"> abstraction for information retrieval systems, providing a standardized </w:t>
+      </w:r>
+      <w:proofErr w:type="spellStart"/>
+      <w:r>
+        <w:rPr>
+          <w:rFonts w:ascii="Times New Roman" w:hAnsi="Times New Roman" w:cs="Times New Roman"/>
+        </w:rPr>
+        <w:t>get_relevant_</w:t>
+      </w:r>
+      <w:proofErr w:type="gramStart"/>
+      <w:r>
+        <w:rPr>
+          <w:rFonts w:ascii="Times New Roman" w:hAnsi="Times New Roman" w:cs="Times New Roman"/>
+        </w:rPr>
+        <w:t>documents</w:t>
+      </w:r>
+      <w:proofErr w:type="spellEnd"/>
+      <w:r>
+        <w:rPr>
+          <w:rFonts w:ascii="Times New Roman" w:hAnsi="Times New Roman" w:cs="Times New Roman"/>
+        </w:rPr>
+        <w:t>(</w:t>
+      </w:r>
+      <w:proofErr w:type="gramEnd"/>
+      <w:r>
+        <w:rPr>
+          <w:rFonts w:ascii="Times New Roman" w:hAnsi="Times New Roman" w:cs="Times New Roman"/>
+        </w:rPr>
+        <w:t xml:space="preserve">) interface that accepts queries and returns ranked lists of relevant documents. Version 2.0 creates retrievers from each FAISS vector store using the </w:t>
+      </w:r>
+      <w:proofErr w:type="spellStart"/>
+      <w:r>
+        <w:rPr>
+          <w:rFonts w:ascii="Times New Roman" w:hAnsi="Times New Roman" w:cs="Times New Roman"/>
+        </w:rPr>
+        <w:t>as_</w:t>
+      </w:r>
+      <w:proofErr w:type="gramStart"/>
+      <w:r>
+        <w:rPr>
+          <w:rFonts w:ascii="Times New Roman" w:hAnsi="Times New Roman" w:cs="Times New Roman"/>
+        </w:rPr>
+        <w:t>retriever</w:t>
+      </w:r>
+      <w:proofErr w:type="spellEnd"/>
+      <w:r>
+        <w:rPr>
+          <w:rFonts w:ascii="Times New Roman" w:hAnsi="Times New Roman" w:cs="Times New Roman"/>
+        </w:rPr>
+        <w:t>(</w:t>
+      </w:r>
+      <w:proofErr w:type="gramEnd"/>
+      <w:r>
+        <w:rPr>
+          <w:rFonts w:ascii="Times New Roman" w:hAnsi="Times New Roman" w:cs="Times New Roman"/>
+        </w:rPr>
+        <w:t xml:space="preserve">) method with </w:t>
+      </w:r>
+      <w:proofErr w:type="spellStart"/>
+      <w:r>
+        <w:rPr>
+          <w:rFonts w:ascii="Times New Roman" w:hAnsi="Times New Roman" w:cs="Times New Roman"/>
+        </w:rPr>
+        <w:t>search_kwargs</w:t>
+      </w:r>
+      <w:proofErr w:type="spellEnd"/>
+      <w:proofErr w:type="gramStart"/>
+      <w:r>
+        <w:rPr>
+          <w:rFonts w:ascii="Times New Roman" w:hAnsi="Times New Roman" w:cs="Times New Roman"/>
+        </w:rPr>
+        <w:t>={</w:t>
+      </w:r>
+      <w:proofErr w:type="gramEnd"/>
+      <w:r>
+        <w:rPr>
+          <w:rFonts w:ascii="Times New Roman" w:hAnsi="Times New Roman" w:cs="Times New Roman"/>
+        </w:rPr>
+        <w:t>"k": 3} to return the top three most relevant items. These retrievers form the core of the RAG system's conversational query capability, enabling natural language queries to be automatically converted into embedding vectors, matched against the appropriate domain index, and returned as formatted recommendations.</w:t>
+      </w:r>
+    </w:p>
+    <w:p>
+      <w:pPr>
+        <w:rPr>
+          <w:rFonts w:ascii="Times New Roman" w:hAnsi="Times New Roman" w:cs="Times New Roman"/>
+        </w:rPr>
+      </w:pPr>
+      <w:r>
+        <w:rPr>
+          <w:rFonts w:ascii="Times New Roman" w:hAnsi="Times New Roman" w:cs="Times New Roman"/>
+        </w:rPr>
+        <w:t xml:space="preserve">The </w:t>
+      </w:r>
+      <w:proofErr w:type="spellStart"/>
+      <w:r>
+        <w:rPr>
+          <w:rFonts w:ascii="Times New Roman" w:hAnsi="Times New Roman" w:cs="Times New Roman"/>
+        </w:rPr>
+        <w:t>domain_retrievers</w:t>
+      </w:r>
+      <w:proofErr w:type="spellEnd"/>
+      <w:r>
+        <w:rPr>
+          <w:rFonts w:ascii="Times New Roman" w:hAnsi="Times New Roman" w:cs="Times New Roman"/>
+        </w:rPr>
+        <w:t xml:space="preserve"> dictionary maps domain names to their specialized retriever objects, while </w:t>
+      </w:r>
+      <w:proofErr w:type="spellStart"/>
+      <w:r>
+        <w:rPr>
+          <w:rFonts w:ascii="Times New Roman" w:hAnsi="Times New Roman" w:cs="Times New Roman"/>
+        </w:rPr>
+        <w:t>general_retriever</w:t>
+      </w:r>
+      <w:proofErr w:type="spellEnd"/>
+      <w:r>
+        <w:rPr>
+          <w:rFonts w:ascii="Times New Roman" w:hAnsi="Times New Roman" w:cs="Times New Roman"/>
+        </w:rPr>
+        <w:t xml:space="preserve"> provides cross-domain search capability. </w:t>
+      </w:r>
+      <w:proofErr w:type="spellStart"/>
+      <w:r>
+        <w:rPr>
+          <w:rFonts w:ascii="Times New Roman" w:hAnsi="Times New Roman" w:cs="Times New Roman"/>
+        </w:rPr>
+        <w:t>LangChain's</w:t>
+      </w:r>
+      <w:proofErr w:type="spellEnd"/>
+      <w:r>
+        <w:rPr>
+          <w:rFonts w:ascii="Times New Roman" w:hAnsi="Times New Roman" w:cs="Times New Roman"/>
+        </w:rPr>
+        <w:t xml:space="preserve"> retriever abstraction enables potential future enhancements such as ensemble retrieval that combines multiple retrievers, contextual compression that filters retrieved documents based on relevance, and multi-query retrieval that generates multiple query variations to improve recall. Version 1.0 implemented retrieval logic manually, while version 2.0's adoption of </w:t>
+      </w:r>
+      <w:proofErr w:type="spellStart"/>
+      <w:r>
+        <w:rPr>
+          <w:rFonts w:ascii="Times New Roman" w:hAnsi="Times New Roman" w:cs="Times New Roman"/>
+        </w:rPr>
+        <w:t>LangChain's</w:t>
+      </w:r>
+      <w:proofErr w:type="spellEnd"/>
+      <w:r>
+        <w:rPr>
+          <w:rFonts w:ascii="Times New Roman" w:hAnsi="Times New Roman" w:cs="Times New Roman"/>
+        </w:rPr>
+        <w:t xml:space="preserve"> retriever pattern provides these extensibility opportunities while simplifying the current implementation.</w:t>
+      </w:r>
+    </w:p>
+    <w:p>
+      <w:pPr>
+        <w:rPr>
+          <w:rFonts w:ascii="Times New Roman" w:hAnsi="Times New Roman" w:cs="Times New Roman"/>
+          <w:b/>
+          <w:bCs/>
+        </w:rPr>
+      </w:pPr>
+      <w:proofErr w:type="spellStart"/>
+      <w:r>
+        <w:rPr>
+          <w:rFonts w:ascii="Times New Roman" w:hAnsi="Times New Roman" w:cs="Times New Roman"/>
+          <w:b/>
+          <w:bCs/>
+        </w:rPr>
+        <w:t>LlamaIndex</w:t>
+      </w:r>
+      <w:proofErr w:type="spellEnd"/>
+      <w:r>
+        <w:rPr>
+          <w:rFonts w:ascii="Times New Roman" w:hAnsi="Times New Roman" w:cs="Times New Roman"/>
+          <w:b/>
+          <w:bCs/>
+        </w:rPr>
+        <w:t xml:space="preserve"> Settings Management</w:t>
+      </w:r>
+    </w:p>
+    <w:p>
+      <w:pPr>
+        <w:rPr>
+          <w:rFonts w:ascii="Times New Roman" w:hAnsi="Times New Roman" w:cs="Times New Roman"/>
+        </w:rPr>
+      </w:pPr>
+      <w:proofErr w:type="spellStart"/>
+      <w:r>
+        <w:rPr>
+          <w:rFonts w:ascii="Times New Roman" w:hAnsi="Times New Roman" w:cs="Times New Roman"/>
+        </w:rPr>
+        <w:t>LlamaIndex's</w:t>
+      </w:r>
+      <w:proofErr w:type="spellEnd"/>
+      <w:r>
+        <w:rPr>
+          <w:rFonts w:ascii="Times New Roman" w:hAnsi="Times New Roman" w:cs="Times New Roman"/>
+        </w:rPr>
+        <w:t xml:space="preserve"> Settings object provides global configuration that affects all </w:t>
+      </w:r>
+      <w:proofErr w:type="spellStart"/>
+      <w:r>
+        <w:rPr>
+          <w:rFonts w:ascii="Times New Roman" w:hAnsi="Times New Roman" w:cs="Times New Roman"/>
+        </w:rPr>
+        <w:t>LlamaIndex</w:t>
+      </w:r>
+      <w:proofErr w:type="spellEnd"/>
+      <w:r>
+        <w:rPr>
+          <w:rFonts w:ascii="Times New Roman" w:hAnsi="Times New Roman" w:cs="Times New Roman"/>
+        </w:rPr>
+        <w:t xml:space="preserve"> operations throughout the application lifecycle. Version 2.0 configures </w:t>
+      </w:r>
+      <w:proofErr w:type="spellStart"/>
+      <w:r>
+        <w:rPr>
+          <w:rFonts w:ascii="Times New Roman" w:hAnsi="Times New Roman" w:cs="Times New Roman"/>
+        </w:rPr>
+        <w:t>Settings.embed_model</w:t>
+      </w:r>
+      <w:proofErr w:type="spellEnd"/>
+      <w:r>
+        <w:rPr>
+          <w:rFonts w:ascii="Times New Roman" w:hAnsi="Times New Roman" w:cs="Times New Roman"/>
+        </w:rPr>
+        <w:t xml:space="preserve"> with </w:t>
+      </w:r>
+      <w:proofErr w:type="spellStart"/>
+      <w:r>
+        <w:rPr>
+          <w:rFonts w:ascii="Times New Roman" w:hAnsi="Times New Roman" w:cs="Times New Roman"/>
+        </w:rPr>
+        <w:t>HuggingFaceEmbedding</w:t>
+      </w:r>
+      <w:proofErr w:type="spellEnd"/>
+      <w:r>
+        <w:rPr>
+          <w:rFonts w:ascii="Times New Roman" w:hAnsi="Times New Roman" w:cs="Times New Roman"/>
+        </w:rPr>
+        <w:t xml:space="preserve">, which wraps the same sentence-transformers model used by </w:t>
+      </w:r>
+      <w:proofErr w:type="spellStart"/>
+      <w:r>
+        <w:rPr>
+          <w:rFonts w:ascii="Times New Roman" w:hAnsi="Times New Roman" w:cs="Times New Roman"/>
+        </w:rPr>
+        <w:t>LangChain</w:t>
+      </w:r>
+      <w:proofErr w:type="spellEnd"/>
+      <w:r>
+        <w:rPr>
+          <w:rFonts w:ascii="Times New Roman" w:hAnsi="Times New Roman" w:cs="Times New Roman"/>
+        </w:rPr>
+        <w:t xml:space="preserve"> but provides </w:t>
+      </w:r>
+      <w:proofErr w:type="spellStart"/>
+      <w:r>
+        <w:rPr>
+          <w:rFonts w:ascii="Times New Roman" w:hAnsi="Times New Roman" w:cs="Times New Roman"/>
+        </w:rPr>
+        <w:t>LlamaIndex</w:t>
+      </w:r>
+      <w:proofErr w:type="spellEnd"/>
+      <w:r>
+        <w:rPr>
+          <w:rFonts w:ascii="Times New Roman" w:hAnsi="Times New Roman" w:cs="Times New Roman"/>
+        </w:rPr>
+        <w:t xml:space="preserve">-specific interfaces and optimization options. The </w:t>
+      </w:r>
+      <w:proofErr w:type="spellStart"/>
+      <w:r>
+        <w:rPr>
+          <w:rFonts w:ascii="Times New Roman" w:hAnsi="Times New Roman" w:cs="Times New Roman"/>
+        </w:rPr>
+        <w:t>Settings.llm</w:t>
+      </w:r>
+      <w:proofErr w:type="spellEnd"/>
+      <w:r>
+        <w:rPr>
+          <w:rFonts w:ascii="Times New Roman" w:hAnsi="Times New Roman" w:cs="Times New Roman"/>
+        </w:rPr>
+        <w:t xml:space="preserve"> configuration establishes the </w:t>
+      </w:r>
+      <w:proofErr w:type="spellStart"/>
+      <w:r>
+        <w:rPr>
+          <w:rFonts w:ascii="Times New Roman" w:hAnsi="Times New Roman" w:cs="Times New Roman"/>
+        </w:rPr>
+        <w:t>TinyLlama</w:t>
+      </w:r>
+      <w:proofErr w:type="spellEnd"/>
+      <w:r>
+        <w:rPr>
+          <w:rFonts w:ascii="Times New Roman" w:hAnsi="Times New Roman" w:cs="Times New Roman"/>
+        </w:rPr>
+        <w:t xml:space="preserve"> model as the default language model for any </w:t>
+      </w:r>
+      <w:proofErr w:type="spellStart"/>
+      <w:r>
+        <w:rPr>
+          <w:rFonts w:ascii="Times New Roman" w:hAnsi="Times New Roman" w:cs="Times New Roman"/>
+        </w:rPr>
+        <w:t>LlamaIndex</w:t>
+      </w:r>
+      <w:proofErr w:type="spellEnd"/>
+      <w:r>
+        <w:rPr>
+          <w:rFonts w:ascii="Times New Roman" w:hAnsi="Times New Roman" w:cs="Times New Roman"/>
+        </w:rPr>
+        <w:t xml:space="preserve"> operations that require text generation, such as response synthesis or query reformulation.</w:t>
+      </w:r>
+    </w:p>
+    <w:p>
+      <w:pPr>
+        <w:rPr>
+          <w:rFonts w:ascii="Times New Roman" w:hAnsi="Times New Roman" w:cs="Times New Roman"/>
+        </w:rPr>
+      </w:pPr>
+      <w:r>
+        <w:rPr>
+          <w:rFonts w:ascii="Times New Roman" w:hAnsi="Times New Roman" w:cs="Times New Roman"/>
+        </w:rPr>
+        <w:t xml:space="preserve">The Settings architecture enables future integration with </w:t>
+      </w:r>
+      <w:proofErr w:type="spellStart"/>
+      <w:r>
+        <w:rPr>
+          <w:rFonts w:ascii="Times New Roman" w:hAnsi="Times New Roman" w:cs="Times New Roman"/>
+        </w:rPr>
+        <w:t>LlamaIndex's</w:t>
+      </w:r>
+      <w:proofErr w:type="spellEnd"/>
+      <w:r>
+        <w:rPr>
+          <w:rFonts w:ascii="Times New Roman" w:hAnsi="Times New Roman" w:cs="Times New Roman"/>
+        </w:rPr>
+        <w:t xml:space="preserve"> more sophisticated features while maintaining backward compatibility with the current </w:t>
+      </w:r>
+      <w:proofErr w:type="spellStart"/>
+      <w:r>
+        <w:rPr>
+          <w:rFonts w:ascii="Times New Roman" w:hAnsi="Times New Roman" w:cs="Times New Roman"/>
+        </w:rPr>
+        <w:t>LangChain</w:t>
+      </w:r>
+      <w:proofErr w:type="spellEnd"/>
+      <w:r>
+        <w:rPr>
+          <w:rFonts w:ascii="Times New Roman" w:hAnsi="Times New Roman" w:cs="Times New Roman"/>
+        </w:rPr>
+        <w:t xml:space="preserve">-centric implementation. </w:t>
+      </w:r>
+      <w:proofErr w:type="spellStart"/>
+      <w:r>
+        <w:rPr>
+          <w:rFonts w:ascii="Times New Roman" w:hAnsi="Times New Roman" w:cs="Times New Roman"/>
+        </w:rPr>
+        <w:t>LlamaIndex's</w:t>
+      </w:r>
+      <w:proofErr w:type="spellEnd"/>
+      <w:r>
+        <w:rPr>
+          <w:rFonts w:ascii="Times New Roman" w:hAnsi="Times New Roman" w:cs="Times New Roman"/>
+        </w:rPr>
+        <w:t xml:space="preserve"> document processing capabilities, including text splitting, metadata extraction, and hierarchical indexing, could enhance the system's ability to handle long-form content like book chapters or detailed recipe instructions. The query engine abstractions could enable more sophisticated question answering that goes beyond simple similarity search to include reasoning over retrieved content and synthesis of information from multiple sources.</w:t>
+      </w:r>
+    </w:p>
+    <w:p>
+      <w:pPr>
+        <w:rPr>
+          <w:rFonts w:ascii="Times New Roman" w:hAnsi="Times New Roman" w:cs="Times New Roman"/>
+          <w:b/>
+          <w:bCs/>
+        </w:rPr>
+      </w:pPr>
+      <w:r>
+        <w:rPr>
+          <w:rFonts w:ascii="Times New Roman" w:hAnsi="Times New Roman" w:cs="Times New Roman"/>
+          <w:b/>
+          <w:bCs/>
+        </w:rPr>
+        <w:t>Framework Interoperability and Future Extensibility</w:t>
+      </w:r>
+    </w:p>
+    <w:p>
+      <w:pPr>
+        <w:rPr>
+          <w:rFonts w:ascii="Times New Roman" w:hAnsi="Times New Roman" w:cs="Times New Roman"/>
+        </w:rPr>
+      </w:pPr>
+      <w:r>
+        <w:rPr>
+          <w:rFonts w:ascii="Times New Roman" w:hAnsi="Times New Roman" w:cs="Times New Roman"/>
+        </w:rPr>
+        <w:lastRenderedPageBreak/>
+        <w:t xml:space="preserve">Version 2.0's architecture maintains both </w:t>
+      </w:r>
+      <w:proofErr w:type="spellStart"/>
+      <w:r>
+        <w:rPr>
+          <w:rFonts w:ascii="Times New Roman" w:hAnsi="Times New Roman" w:cs="Times New Roman"/>
+        </w:rPr>
+        <w:t>LangChain</w:t>
+      </w:r>
+      <w:proofErr w:type="spellEnd"/>
+      <w:r>
+        <w:rPr>
+          <w:rFonts w:ascii="Times New Roman" w:hAnsi="Times New Roman" w:cs="Times New Roman"/>
+        </w:rPr>
+        <w:t xml:space="preserve"> and </w:t>
+      </w:r>
+      <w:proofErr w:type="spellStart"/>
+      <w:r>
+        <w:rPr>
+          <w:rFonts w:ascii="Times New Roman" w:hAnsi="Times New Roman" w:cs="Times New Roman"/>
+        </w:rPr>
+        <w:t>LlamaIndex</w:t>
+      </w:r>
+      <w:proofErr w:type="spellEnd"/>
+      <w:r>
+        <w:rPr>
+          <w:rFonts w:ascii="Times New Roman" w:hAnsi="Times New Roman" w:cs="Times New Roman"/>
+        </w:rPr>
+        <w:t xml:space="preserve"> integrations to provide maximum flexibility for future enhancements while leveraging each framework's strengths in the current implementation. </w:t>
+      </w:r>
+      <w:proofErr w:type="spellStart"/>
+      <w:r>
+        <w:rPr>
+          <w:rFonts w:ascii="Times New Roman" w:hAnsi="Times New Roman" w:cs="Times New Roman"/>
+        </w:rPr>
+        <w:t>LangChain</w:t>
+      </w:r>
+      <w:proofErr w:type="spellEnd"/>
+      <w:r>
+        <w:rPr>
+          <w:rFonts w:ascii="Times New Roman" w:hAnsi="Times New Roman" w:cs="Times New Roman"/>
+        </w:rPr>
+        <w:t xml:space="preserve"> excels at vector store operations and retriever patterns, making it the natural choice for the current similarity search and RAG retrieval operations. </w:t>
+      </w:r>
+      <w:proofErr w:type="spellStart"/>
+      <w:r>
+        <w:rPr>
+          <w:rFonts w:ascii="Times New Roman" w:hAnsi="Times New Roman" w:cs="Times New Roman"/>
+        </w:rPr>
+        <w:t>LlamaIndex</w:t>
+      </w:r>
+      <w:proofErr w:type="spellEnd"/>
+      <w:r>
+        <w:rPr>
+          <w:rFonts w:ascii="Times New Roman" w:hAnsi="Times New Roman" w:cs="Times New Roman"/>
+        </w:rPr>
+        <w:t xml:space="preserve"> offers more sophisticated document processing and query engine capabilities that could enhance future versions with features like hierarchical document indexing, sub-question decomposition, and multi-step reasoning over retrieved content.</w:t>
+      </w:r>
+    </w:p>
+    <w:p>
+      <w:pPr>
+        <w:rPr>
+          <w:rFonts w:ascii="Times New Roman" w:hAnsi="Times New Roman" w:cs="Times New Roman"/>
+        </w:rPr>
+      </w:pPr>
+      <w:r>
+        <w:rPr>
+          <w:rFonts w:ascii="Times New Roman" w:hAnsi="Times New Roman" w:cs="Times New Roman"/>
+        </w:rPr>
+        <w:t xml:space="preserve">The dual framework approach also provides fallback options and alternative implementation paths for features that might be better suited to one framework's abstractions. For example, future conversational recommendation features could be implemented using either </w:t>
+      </w:r>
+      <w:proofErr w:type="spellStart"/>
+      <w:r>
+        <w:rPr>
+          <w:rFonts w:ascii="Times New Roman" w:hAnsi="Times New Roman" w:cs="Times New Roman"/>
+        </w:rPr>
+        <w:t>LangChain's</w:t>
+      </w:r>
+      <w:proofErr w:type="spellEnd"/>
+      <w:r>
+        <w:rPr>
+          <w:rFonts w:ascii="Times New Roman" w:hAnsi="Times New Roman" w:cs="Times New Roman"/>
+        </w:rPr>
+        <w:t xml:space="preserve"> conversation chains or </w:t>
+      </w:r>
+      <w:proofErr w:type="spellStart"/>
+      <w:r>
+        <w:rPr>
+          <w:rFonts w:ascii="Times New Roman" w:hAnsi="Times New Roman" w:cs="Times New Roman"/>
+        </w:rPr>
+        <w:t>LlamaIndex's</w:t>
+      </w:r>
+      <w:proofErr w:type="spellEnd"/>
+      <w:r>
+        <w:rPr>
+          <w:rFonts w:ascii="Times New Roman" w:hAnsi="Times New Roman" w:cs="Times New Roman"/>
+        </w:rPr>
+        <w:t xml:space="preserve"> chat engines, with the choice depending on specific requirements around memory management, prompt engineering, and response formatting. Version 2.0's configuration infrastructure supports both approaches, enabling experimentation and optimization without requiring architectural restructuring.</w:t>
+      </w:r>
+    </w:p>
+    <w:p>
+      <w:pPr>
+        <w:rPr>
+          <w:rFonts w:ascii="Times New Roman" w:hAnsi="Times New Roman" w:cs="Times New Roman"/>
+          <w:b/>
+          <w:bCs/>
+        </w:rPr>
+      </w:pPr>
+      <w:r>
+        <w:rPr>
+          <w:rFonts w:ascii="Times New Roman" w:hAnsi="Times New Roman" w:cs="Times New Roman"/>
+          <w:b/>
+          <w:bCs/>
+        </w:rPr>
+        <w:t>Dependency Management and Version Control</w:t>
+      </w:r>
+    </w:p>
+    <w:p>
+      <w:pPr>
+        <w:rPr>
+          <w:rFonts w:ascii="Times New Roman" w:hAnsi="Times New Roman" w:cs="Times New Roman"/>
+        </w:rPr>
+      </w:pPr>
+      <w:r>
+        <w:rPr>
+          <w:rFonts w:ascii="Times New Roman" w:hAnsi="Times New Roman" w:cs="Times New Roman"/>
+        </w:rPr>
+        <w:t xml:space="preserve">Version 2.0's explicit dependency management ensures compatible versions of </w:t>
+      </w:r>
+      <w:proofErr w:type="spellStart"/>
+      <w:r>
+        <w:rPr>
+          <w:rFonts w:ascii="Times New Roman" w:hAnsi="Times New Roman" w:cs="Times New Roman"/>
+        </w:rPr>
+        <w:t>LangChain</w:t>
+      </w:r>
+      <w:proofErr w:type="spellEnd"/>
+      <w:r>
+        <w:rPr>
+          <w:rFonts w:ascii="Times New Roman" w:hAnsi="Times New Roman" w:cs="Times New Roman"/>
+        </w:rPr>
+        <w:t xml:space="preserve"> and </w:t>
+      </w:r>
+      <w:proofErr w:type="spellStart"/>
+      <w:r>
+        <w:rPr>
+          <w:rFonts w:ascii="Times New Roman" w:hAnsi="Times New Roman" w:cs="Times New Roman"/>
+        </w:rPr>
+        <w:t>LlamaIndex</w:t>
+      </w:r>
+      <w:proofErr w:type="spellEnd"/>
+      <w:r>
+        <w:rPr>
+          <w:rFonts w:ascii="Times New Roman" w:hAnsi="Times New Roman" w:cs="Times New Roman"/>
+        </w:rPr>
+        <w:t xml:space="preserve"> are installed together, preventing the integration issues that occurred in version 1.0 when framework updates introduced breaking changes in their respective APIs. </w:t>
+      </w:r>
+      <w:proofErr w:type="spellStart"/>
+      <w:r>
+        <w:rPr>
+          <w:rFonts w:ascii="Times New Roman" w:hAnsi="Times New Roman" w:cs="Times New Roman"/>
+        </w:rPr>
+        <w:t>LangChain</w:t>
+      </w:r>
+      <w:proofErr w:type="spellEnd"/>
+      <w:r>
+        <w:rPr>
+          <w:rFonts w:ascii="Times New Roman" w:hAnsi="Times New Roman" w:cs="Times New Roman"/>
+        </w:rPr>
+        <w:t xml:space="preserve"> 0.2.16 and </w:t>
+      </w:r>
+      <w:proofErr w:type="spellStart"/>
+      <w:r>
+        <w:rPr>
+          <w:rFonts w:ascii="Times New Roman" w:hAnsi="Times New Roman" w:cs="Times New Roman"/>
+        </w:rPr>
+        <w:t>LlamaIndex</w:t>
+      </w:r>
+      <w:proofErr w:type="spellEnd"/>
+      <w:r>
+        <w:rPr>
+          <w:rFonts w:ascii="Times New Roman" w:hAnsi="Times New Roman" w:cs="Times New Roman"/>
+        </w:rPr>
+        <w:t xml:space="preserve"> 0.14.3+ represent tested version combinations that provide stable interfaces for the embedding, vector store, and retriever operations central to the recommendation system. The installation process removes all existing versions before installing the specified releases, ensuring clean environments that avoid the subtle bugs caused by partial updates or conflicting package versions.</w:t>
+      </w:r>
+    </w:p>
+    <w:p>
+      <w:pPr>
+        <w:rPr>
+          <w:rFonts w:ascii="Times New Roman" w:hAnsi="Times New Roman" w:cs="Times New Roman"/>
+        </w:rPr>
+      </w:pPr>
+      <w:r>
+        <w:rPr>
+          <w:rFonts w:ascii="Times New Roman" w:hAnsi="Times New Roman" w:cs="Times New Roman"/>
+        </w:rPr>
+        <w:t xml:space="preserve">The </w:t>
+      </w:r>
+      <w:proofErr w:type="spellStart"/>
+      <w:r>
+        <w:rPr>
+          <w:rFonts w:ascii="Times New Roman" w:hAnsi="Times New Roman" w:cs="Times New Roman"/>
+        </w:rPr>
+        <w:t>langchain</w:t>
+      </w:r>
+      <w:proofErr w:type="spellEnd"/>
+      <w:r>
+        <w:rPr>
+          <w:rFonts w:ascii="Times New Roman" w:hAnsi="Times New Roman" w:cs="Times New Roman"/>
+        </w:rPr>
+        <w:t xml:space="preserve">-community package provides the </w:t>
+      </w:r>
+      <w:proofErr w:type="spellStart"/>
+      <w:r>
+        <w:rPr>
+          <w:rFonts w:ascii="Times New Roman" w:hAnsi="Times New Roman" w:cs="Times New Roman"/>
+        </w:rPr>
+        <w:t>HuggingFace</w:t>
+      </w:r>
+      <w:proofErr w:type="spellEnd"/>
+      <w:r>
+        <w:rPr>
+          <w:rFonts w:ascii="Times New Roman" w:hAnsi="Times New Roman" w:cs="Times New Roman"/>
+        </w:rPr>
+        <w:t xml:space="preserve"> integrations and FAISS vector store implementations that are essential for offline operation, while llama-index-</w:t>
+      </w:r>
+      <w:proofErr w:type="spellStart"/>
+      <w:r>
+        <w:rPr>
+          <w:rFonts w:ascii="Times New Roman" w:hAnsi="Times New Roman" w:cs="Times New Roman"/>
+        </w:rPr>
+        <w:t>llms</w:t>
+      </w:r>
+      <w:proofErr w:type="spellEnd"/>
+      <w:r>
+        <w:rPr>
+          <w:rFonts w:ascii="Times New Roman" w:hAnsi="Times New Roman" w:cs="Times New Roman"/>
+        </w:rPr>
+        <w:t>-</w:t>
+      </w:r>
+      <w:proofErr w:type="spellStart"/>
+      <w:r>
+        <w:rPr>
+          <w:rFonts w:ascii="Times New Roman" w:hAnsi="Times New Roman" w:cs="Times New Roman"/>
+        </w:rPr>
+        <w:t>huggingface</w:t>
+      </w:r>
+      <w:proofErr w:type="spellEnd"/>
+      <w:r>
+        <w:rPr>
+          <w:rFonts w:ascii="Times New Roman" w:hAnsi="Times New Roman" w:cs="Times New Roman"/>
+        </w:rPr>
+        <w:t xml:space="preserve"> and llama-index-embeddings-</w:t>
+      </w:r>
+      <w:proofErr w:type="spellStart"/>
+      <w:r>
+        <w:rPr>
+          <w:rFonts w:ascii="Times New Roman" w:hAnsi="Times New Roman" w:cs="Times New Roman"/>
+        </w:rPr>
+        <w:t>huggingface</w:t>
+      </w:r>
+      <w:proofErr w:type="spellEnd"/>
+      <w:r>
+        <w:rPr>
+          <w:rFonts w:ascii="Times New Roman" w:hAnsi="Times New Roman" w:cs="Times New Roman"/>
+        </w:rPr>
+        <w:t xml:space="preserve"> enable </w:t>
+      </w:r>
+      <w:proofErr w:type="spellStart"/>
+      <w:r>
+        <w:rPr>
+          <w:rFonts w:ascii="Times New Roman" w:hAnsi="Times New Roman" w:cs="Times New Roman"/>
+        </w:rPr>
+        <w:t>LlamaIndex</w:t>
+      </w:r>
+      <w:proofErr w:type="spellEnd"/>
+      <w:r>
+        <w:rPr>
+          <w:rFonts w:ascii="Times New Roman" w:hAnsi="Times New Roman" w:cs="Times New Roman"/>
+        </w:rPr>
+        <w:t xml:space="preserve"> to work with the same local models. This careful version coordination ensures that both frameworks can operate on shared model instances without conflicts or redundant loading, optimizing memory usage and initialization time compared to version 1.0's less coordinated approach.</w:t>
+      </w:r>
+    </w:p>
+    <w:p>
+      <w:pPr>
+        <w:rPr>
+          <w:rFonts w:ascii="Times New Roman" w:hAnsi="Times New Roman" w:cs="Times New Roman"/>
+          <w:b/>
+          <w:bCs/>
+        </w:rPr>
+      </w:pPr>
+      <w:r>
+        <w:rPr>
+          <w:rFonts w:ascii="Times New Roman" w:hAnsi="Times New Roman" w:cs="Times New Roman"/>
+          <w:b/>
+          <w:bCs/>
+        </w:rPr>
+        <w:t>Error Handling and Framework Resilience</w:t>
+      </w:r>
+    </w:p>
+    <w:p>
+      <w:pPr>
+        <w:rPr>
+          <w:rFonts w:ascii="Times New Roman" w:hAnsi="Times New Roman" w:cs="Times New Roman"/>
+        </w:rPr>
+      </w:pPr>
+      <w:r>
+        <w:rPr>
+          <w:rFonts w:ascii="Times New Roman" w:hAnsi="Times New Roman" w:cs="Times New Roman"/>
+        </w:rPr>
+        <w:t xml:space="preserve">Version 2.0 implements comprehensive error handling that accounts for potential failures in both </w:t>
+      </w:r>
+      <w:proofErr w:type="spellStart"/>
+      <w:r>
+        <w:rPr>
+          <w:rFonts w:ascii="Times New Roman" w:hAnsi="Times New Roman" w:cs="Times New Roman"/>
+        </w:rPr>
+        <w:t>LangChain</w:t>
+      </w:r>
+      <w:proofErr w:type="spellEnd"/>
+      <w:r>
+        <w:rPr>
+          <w:rFonts w:ascii="Times New Roman" w:hAnsi="Times New Roman" w:cs="Times New Roman"/>
+        </w:rPr>
+        <w:t xml:space="preserve"> and </w:t>
+      </w:r>
+      <w:proofErr w:type="spellStart"/>
+      <w:r>
+        <w:rPr>
+          <w:rFonts w:ascii="Times New Roman" w:hAnsi="Times New Roman" w:cs="Times New Roman"/>
+        </w:rPr>
+        <w:t>LlamaIndex</w:t>
+      </w:r>
+      <w:proofErr w:type="spellEnd"/>
+      <w:r>
+        <w:rPr>
+          <w:rFonts w:ascii="Times New Roman" w:hAnsi="Times New Roman" w:cs="Times New Roman"/>
+        </w:rPr>
+        <w:t xml:space="preserve"> operations. The try-except blocks around </w:t>
+      </w:r>
+      <w:proofErr w:type="spellStart"/>
+      <w:r>
+        <w:rPr>
+          <w:rFonts w:ascii="Times New Roman" w:hAnsi="Times New Roman" w:cs="Times New Roman"/>
+        </w:rPr>
+        <w:t>setup_rag_</w:t>
+      </w:r>
+      <w:proofErr w:type="gramStart"/>
+      <w:r>
+        <w:rPr>
+          <w:rFonts w:ascii="Times New Roman" w:hAnsi="Times New Roman" w:cs="Times New Roman"/>
+        </w:rPr>
+        <w:t>system</w:t>
+      </w:r>
+      <w:proofErr w:type="spellEnd"/>
+      <w:r>
+        <w:rPr>
+          <w:rFonts w:ascii="Times New Roman" w:hAnsi="Times New Roman" w:cs="Times New Roman"/>
+        </w:rPr>
+        <w:t>(</w:t>
+      </w:r>
+      <w:proofErr w:type="gramEnd"/>
+      <w:r>
+        <w:rPr>
+          <w:rFonts w:ascii="Times New Roman" w:hAnsi="Times New Roman" w:cs="Times New Roman"/>
+        </w:rPr>
+        <w:t xml:space="preserve">) catch initialization failures that might occur due to memory constraints, corrupted models, or framework incompatibilities, allowing the system to continue operating with degraded RAG functionality while maintaining Sentence-BERT and TF-IDF capabilities. This resilient architecture ensures that framework-specific issues don't cause complete system failures, addressing the brittleness identified in version 1.0 where </w:t>
+      </w:r>
+      <w:proofErr w:type="spellStart"/>
+      <w:r>
+        <w:rPr>
+          <w:rFonts w:ascii="Times New Roman" w:hAnsi="Times New Roman" w:cs="Times New Roman"/>
+        </w:rPr>
+        <w:t>LangChain</w:t>
+      </w:r>
+      <w:proofErr w:type="spellEnd"/>
+      <w:r>
+        <w:rPr>
+          <w:rFonts w:ascii="Times New Roman" w:hAnsi="Times New Roman" w:cs="Times New Roman"/>
+        </w:rPr>
+        <w:t xml:space="preserve"> vector store initialization errors would prevent all recommendation methods from functioning.</w:t>
+      </w:r>
+    </w:p>
+    <w:p>
+      <w:pPr>
+        <w:rPr>
+          <w:rFonts w:ascii="Times New Roman" w:hAnsi="Times New Roman" w:cs="Times New Roman"/>
+        </w:rPr>
+      </w:pPr>
+    </w:p>
+    <w:p>
+      <w:pPr>
+        <w:rPr>
+          <w:rFonts w:ascii="Times New Roman" w:hAnsi="Times New Roman" w:cs="Times New Roman"/>
+        </w:rPr>
+      </w:pPr>
     </w:p>
     <w:p>
       <w:pPr>
